--- a/NURS_6052_DISCUSSION4.docx
+++ b/NURS_6052_DISCUSSION4.docx
@@ -9,6 +9,8 @@
         <w:outlineLvl w:val="0"/>
         <w:rPr>
           <w:rFonts w:ascii="Times New Roman" w:eastAsia="Times New Roman" w:hAnsi="Times New Roman" w:cs="Times New Roman"/>
+          <w:b/>
+          <w:bCs/>
           <w:color w:val="444444"/>
           <w:kern w:val="36"/>
         </w:rPr>
@@ -16,10 +18,12 @@
       <w:r>
         <w:rPr>
           <w:rFonts w:ascii="Times New Roman" w:eastAsia="Times New Roman" w:hAnsi="Times New Roman" w:cs="Times New Roman"/>
+          <w:b/>
+          <w:bCs/>
           <w:color w:val="444444"/>
           <w:kern w:val="36"/>
         </w:rPr>
-        <w:t>The communities and neighborhoods where families reside have a huge impact on their health and welfare, which is one of the social determinants of health listed under academic guides at Walden University. I had a situation a few years back when I had a young 20-year-old patient with very low hemoglobin and heavy menstrual flow. She was refusing blood transfusion despite explaining the importance of blood transfusion. She later told us the reason behind her refusing the blood was because she was a Jehovah's Witness and no one from her religion and community will receive blood in any case and she won't receive it too, she was scared that she won't be accepted by her community if she takes blood and it’s against God. According to HA Thompson, Jehovah's Witnesses believe that a human should not sustain their life with another creature's blood, and they don’t see any differences between taking blood into the mouth and taking it into the blood vessels. They believe that the procedure creates a risk of losing eternal salvation. After knowing her belief and preference, providers considered this social determinant of health, and she was prescribed I/V Iron instead of blood which increased her hemoglobin level.</w:t>
+        <w:t>Disucssion4:</w:t>
       </w:r>
     </w:p>
     <w:p>
@@ -29,17 +33,196 @@
         <w:outlineLvl w:val="0"/>
         <w:rPr>
           <w:rFonts w:ascii="Times New Roman" w:eastAsia="Times New Roman" w:hAnsi="Times New Roman" w:cs="Times New Roman"/>
+          <w:b/>
+          <w:bCs/>
           <w:color w:val="444444"/>
           <w:kern w:val="36"/>
         </w:rPr>
       </w:pPr>
       <w:r>
         <w:rPr>
-          <w:rFonts w:ascii="Times New Roman" w:eastAsia="Times New Roman" w:hAnsi="Times New Roman" w:cs="Times New Roman"/>
-          <w:color w:val="444444"/>
-          <w:kern w:val="36"/>
-        </w:rPr>
-        <w:t> </w:t>
+          <w:rFonts w:ascii="Times New Roman" w:hAnsi="Times New Roman" w:cs="Times New Roman"/>
+          <w:b/>
+          <w:bCs/>
+          <w:caps/>
+        </w:rPr>
+        <w:t>Patient Preferences and Decision Making</w:t>
+      </w:r>
+    </w:p>
+    <w:p>
+      <w:pPr>
+        <w:pStyle w:val="NormalWeb"/>
+        <w:shd w:val="clear" w:color="auto" w:fill="FFFFFF"/>
+        <w:spacing w:before="0" w:beforeAutospacing="0" w:after="0" w:afterAutospacing="0" w:line="480" w:lineRule="auto"/>
+        <w:rPr>
+          <w:b/>
+          <w:bCs/>
+          <w:color w:val="273540"/>
+        </w:rPr>
+      </w:pPr>
+      <w:r>
+        <w:rPr>
+          <w:rStyle w:val="Strong"/>
+          <w:color w:val="273540"/>
+        </w:rPr>
+        <w:t>Post</w:t>
+      </w:r>
+      <w:r>
+        <w:rPr>
+          <w:b/>
+          <w:bCs/>
+          <w:color w:val="273540"/>
+        </w:rPr>
+        <w:t> a brief description of the situation you experienced and explain how incorporating or not incorporating patient preferences, </w:t>
+      </w:r>
+      <w:hyperlink r:id="rId4" w:tgtFrame="_blank" w:history="1">
+        <w:r>
+          <w:rPr>
+            <w:rStyle w:val="Hyperlink"/>
+            <w:b/>
+            <w:bCs/>
+          </w:rPr>
+          <w:t xml:space="preserve">social determinants of </w:t>
+        </w:r>
+        <w:proofErr w:type="spellStart"/>
+        <w:r>
+          <w:rPr>
+            <w:rStyle w:val="Hyperlink"/>
+            <w:b/>
+            <w:bCs/>
+          </w:rPr>
+          <w:t>health</w:t>
+        </w:r>
+        <w:r>
+          <w:rPr>
+            <w:rStyle w:val="screenreader-only"/>
+            <w:b/>
+            <w:bCs/>
+            <w:color w:val="0000FF"/>
+            <w:u w:val="single"/>
+            <w:bdr w:val="none" w:sz="0" w:space="0" w:color="auto" w:frame="1"/>
+          </w:rPr>
+          <w:t>Links</w:t>
+        </w:r>
+        <w:proofErr w:type="spellEnd"/>
+        <w:r>
+          <w:rPr>
+            <w:rStyle w:val="screenreader-only"/>
+            <w:b/>
+            <w:bCs/>
+            <w:color w:val="0000FF"/>
+            <w:u w:val="single"/>
+            <w:bdr w:val="none" w:sz="0" w:space="0" w:color="auto" w:frame="1"/>
+          </w:rPr>
+          <w:t xml:space="preserve"> to an external site.</w:t>
+        </w:r>
+      </w:hyperlink>
+      <w:r>
+        <w:rPr>
+          <w:b/>
+          <w:bCs/>
+          <w:color w:val="273540"/>
+        </w:rPr>
+        <w:t>, and values impacted the outcome of their treatment plan. Be specific and provide examples. Then, explain how including patient preferences, social determinants of health, and values might impact the trajectory of the situation and how these were reflected in the treatment plan. Finally, explain the value of the patient decision aid you selected and how it might contribute to effective decision making, both in general and in the experience you described. Describe how you might use this decision aid inventory in your professional practice or personal life.</w:t>
+      </w:r>
+    </w:p>
+    <w:p>
+      <w:pPr>
+        <w:pStyle w:val="NormalWeb"/>
+        <w:shd w:val="clear" w:color="auto" w:fill="FFFFFF"/>
+        <w:spacing w:before="180" w:beforeAutospacing="0" w:after="180" w:afterAutospacing="0" w:line="480" w:lineRule="auto"/>
+        <w:rPr>
+          <w:b/>
+          <w:bCs/>
+          <w:color w:val="273540"/>
+        </w:rPr>
+      </w:pPr>
+      <w:r>
+        <w:rPr>
+          <w:b/>
+          <w:bCs/>
+          <w:color w:val="273540"/>
+        </w:rPr>
+        <w:t>(</w:t>
+      </w:r>
+      <w:r>
+        <w:rPr>
+          <w:rStyle w:val="Strong"/>
+          <w:color w:val="273540"/>
+        </w:rPr>
+        <w:t>Please Note:</w:t>
+      </w:r>
+      <w:r>
+        <w:rPr>
+          <w:b/>
+          <w:bCs/>
+          <w:color w:val="273540"/>
+        </w:rPr>
+        <w:t> The underlined "social determinants of health" in the above content is meant to hotlink to the following Walden webpage and content:</w:t>
+      </w:r>
+    </w:p>
+    <w:p>
+      <w:pPr>
+        <w:pStyle w:val="NormalWeb"/>
+        <w:shd w:val="clear" w:color="auto" w:fill="FFFFFF"/>
+        <w:spacing w:before="0" w:beforeAutospacing="0" w:after="0" w:afterAutospacing="0" w:line="480" w:lineRule="auto"/>
+        <w:rPr>
+          <w:b/>
+          <w:bCs/>
+          <w:color w:val="273540"/>
+        </w:rPr>
+      </w:pPr>
+      <w:hyperlink r:id="rId5" w:tgtFrame="_blank" w:history="1">
+        <w:r>
+          <w:rPr>
+            <w:rStyle w:val="Hyperlink"/>
+            <w:b/>
+            <w:bCs/>
+          </w:rPr>
+          <w:t>Social Determinants of Health - Social Determinants of Health - Academic Guides at Walden </w:t>
+        </w:r>
+        <w:r>
+          <w:rPr>
+            <w:rStyle w:val="screenreader-only"/>
+            <w:b/>
+            <w:bCs/>
+            <w:color w:val="0000FF"/>
+            <w:u w:val="single"/>
+            <w:bdr w:val="none" w:sz="0" w:space="0" w:color="auto" w:frame="1"/>
+          </w:rPr>
+          <w:t xml:space="preserve">Links to an external </w:t>
+        </w:r>
+        <w:proofErr w:type="spellStart"/>
+        <w:r>
+          <w:rPr>
+            <w:rStyle w:val="screenreader-only"/>
+            <w:b/>
+            <w:bCs/>
+            <w:color w:val="0000FF"/>
+            <w:u w:val="single"/>
+            <w:bdr w:val="none" w:sz="0" w:space="0" w:color="auto" w:frame="1"/>
+          </w:rPr>
+          <w:t>site.</w:t>
+        </w:r>
+      </w:hyperlink>
+      <w:r>
+        <w:rPr>
+          <w:b/>
+          <w:bCs/>
+          <w:color w:val="005E73"/>
+          <w:u w:val="single"/>
+        </w:rPr>
+        <w:t>University</w:t>
+      </w:r>
+      <w:proofErr w:type="spellEnd"/>
+      <w:r>
+        <w:rPr>
+          <w:b/>
+          <w:bCs/>
+          <w:color w:val="005E73"/>
+          <w:u w:val="single"/>
+        </w:rPr>
+        <w:t>)</w:t>
       </w:r>
     </w:p>
     <w:p>
@@ -53,31 +236,6 @@
           <w:kern w:val="36"/>
         </w:rPr>
       </w:pPr>
-      <w:r>
-        <w:rPr>
-          <w:rFonts w:ascii="Times New Roman" w:eastAsia="Times New Roman" w:hAnsi="Times New Roman" w:cs="Times New Roman"/>
-          <w:color w:val="444444"/>
-          <w:kern w:val="36"/>
-        </w:rPr>
-        <w:t>Patient health is influenced by factors outside of the hospital or clinic setting. It is heavily shaped by our families, homes, neighborhoods, and communities referring to these external factors as social determinants of health and they affect how patients interact with the health care system. Healthcare providers also highly value and respect patient autonomy and simultaneously desire to provide high-quality, effective treatment. In my patient's case, Patient preferences, social determinants of health, and values in the treatment plan were able to change a healthcare situation. We were able to meet her demands and at the same time, we were also able to treat her condition by respecting her beliefs on blood transfusion.</w:t>
-      </w:r>
-    </w:p>
-    <w:p>
-      <w:pPr>
-        <w:shd w:val="clear" w:color="auto" w:fill="FFFFFF"/>
-        <w:spacing w:before="180" w:after="180" w:line="480" w:lineRule="auto"/>
-        <w:rPr>
-          <w:rFonts w:ascii="Times New Roman" w:eastAsia="Times New Roman" w:hAnsi="Times New Roman" w:cs="Times New Roman"/>
-          <w:color w:val="444444"/>
-        </w:rPr>
-      </w:pPr>
-      <w:r>
-        <w:rPr>
-          <w:rFonts w:ascii="Times New Roman" w:eastAsia="Times New Roman" w:hAnsi="Times New Roman" w:cs="Times New Roman"/>
-          <w:color w:val="444444"/>
-        </w:rPr>
-        <w:t> </w:t>
-      </w:r>
     </w:p>
     <w:p>
       <w:pPr>
@@ -96,8 +254,16 @@
           <w:color w:val="444444"/>
           <w:kern w:val="36"/>
         </w:rPr>
+        <w:t xml:space="preserve">The communities and neighborhoods where families reside have a huge impact on their health and welfare, which is one of the social determinants of health listed under academic guides at Walden University. I had a situation a few years back when I had a young 20-year-old patient with very low hemoglobin and heavy menstrual flow. She was refusing blood transfusion despite explaining the importance of blood transfusion. She later told us the reason behind her refusing the blood was because she was a Jehovah's Witness and no one from her religion and community </w:t>
+      </w:r>
+      <w:r>
+        <w:rPr>
+          <w:rFonts w:ascii="Times New Roman" w:eastAsia="Times New Roman" w:hAnsi="Times New Roman" w:cs="Times New Roman"/>
+          <w:color w:val="444444"/>
+          <w:kern w:val="36"/>
+        </w:rPr>
         <w:lastRenderedPageBreak/>
-        <w:t>Based on the Ottawa model of research, I would follow the following steps for implementing patient decision aid and decision support.</w:t>
+        <w:t>will receive blood in any case and she won't receive it too, she was scared that she won't be accepted by her community if she takes blood and it’s against God. According to HA Thompson, Jehovah's Witnesses believe that a human should not sustain their life with another creature's blood, and they don’t see any differences between taking blood into the mouth and taking it into the blood vessels. They believe that the procedure creates a risk of losing eternal salvation. After knowing her belief and preference, providers considered this social determinant of health, and she was prescribed I/V Iron instead of blood which increased her hemoglobin level.</w:t>
       </w:r>
     </w:p>
     <w:p>
@@ -117,7 +283,7 @@
           <w:color w:val="444444"/>
           <w:kern w:val="36"/>
         </w:rPr>
-        <w:t>Firstly, I would identify the decision, what is my patient's decision, are they ok with blood transfusion or not based on their low hemoglobin levels. If yes, then I can go with the transfusion if not then I will talk with the providers and go with the second step of finding patient decisions under personal decision guides. In this step, the patient can identify her decision-making needs, plan the next steps, track progress, and share her views about the decisions. This is also used by healthcare providers to guide and coach patients in making decisions. My patient presented us with her personal ideas about what is and what is not acceptable for her to take into her body, she will not permit cell saver or red blood cell transfusion but can take albumin or any medications that can increase hemoglobin. The third step was to identify barriers such as limited knowledge, lack of access or lack of confidence, and many more, In my patient's case limited knowledge about the blood products and medication was identified as a barrier and she was educated by the provider about the medication, alternative to transfusion including its components, once she verbalizes understanding and agreed to take the alternative to transfusion the implementation step came into action and she was given I/V iron for her low hemoglobin.</w:t>
+        <w:t> </w:t>
       </w:r>
     </w:p>
     <w:p>
@@ -137,6 +303,92 @@
           <w:color w:val="444444"/>
           <w:kern w:val="36"/>
         </w:rPr>
+        <w:t>Patient health is influenced by factors outside of the hospital or clinic setting. It is heavily shaped by our families, homes, neighborhoods, and communities referring to these external factors as social determinants of health and they affect how patients interact with the health care system. Healthcare providers also highly value and respect patient autonomy and simultaneously desire to provide high-quality, effective treatment. In my patient's case, Patient preferences, social determinants of health, and values in the treatment plan were able to change a healthcare situation. We were able to meet her demands and at the same time, we were also able to treat her condition by respecting her beliefs on blood transfusion.</w:t>
+      </w:r>
+    </w:p>
+    <w:p>
+      <w:pPr>
+        <w:shd w:val="clear" w:color="auto" w:fill="FFFFFF"/>
+        <w:spacing w:before="180" w:after="180" w:line="480" w:lineRule="auto"/>
+        <w:rPr>
+          <w:rFonts w:ascii="Times New Roman" w:eastAsia="Times New Roman" w:hAnsi="Times New Roman" w:cs="Times New Roman"/>
+          <w:color w:val="444444"/>
+        </w:rPr>
+      </w:pPr>
+      <w:r>
+        <w:rPr>
+          <w:rFonts w:ascii="Times New Roman" w:eastAsia="Times New Roman" w:hAnsi="Times New Roman" w:cs="Times New Roman"/>
+          <w:color w:val="444444"/>
+        </w:rPr>
+        <w:t> </w:t>
+      </w:r>
+    </w:p>
+    <w:p>
+      <w:pPr>
+        <w:shd w:val="clear" w:color="auto" w:fill="FFFFFF"/>
+        <w:spacing w:before="90" w:after="90" w:line="480" w:lineRule="auto"/>
+        <w:outlineLvl w:val="0"/>
+        <w:rPr>
+          <w:rFonts w:ascii="Times New Roman" w:eastAsia="Times New Roman" w:hAnsi="Times New Roman" w:cs="Times New Roman"/>
+          <w:color w:val="444444"/>
+          <w:kern w:val="36"/>
+        </w:rPr>
+      </w:pPr>
+      <w:r>
+        <w:rPr>
+          <w:rFonts w:ascii="Times New Roman" w:eastAsia="Times New Roman" w:hAnsi="Times New Roman" w:cs="Times New Roman"/>
+          <w:color w:val="444444"/>
+          <w:kern w:val="36"/>
+        </w:rPr>
+        <w:t>Based on the Ottawa model of research, I would follow the following steps for implementing patient decision aid and decision support.</w:t>
+      </w:r>
+    </w:p>
+    <w:p>
+      <w:pPr>
+        <w:shd w:val="clear" w:color="auto" w:fill="FFFFFF"/>
+        <w:spacing w:before="90" w:after="90" w:line="480" w:lineRule="auto"/>
+        <w:outlineLvl w:val="0"/>
+        <w:rPr>
+          <w:rFonts w:ascii="Times New Roman" w:eastAsia="Times New Roman" w:hAnsi="Times New Roman" w:cs="Times New Roman"/>
+          <w:color w:val="444444"/>
+          <w:kern w:val="36"/>
+        </w:rPr>
+      </w:pPr>
+      <w:r>
+        <w:rPr>
+          <w:rFonts w:ascii="Times New Roman" w:eastAsia="Times New Roman" w:hAnsi="Times New Roman" w:cs="Times New Roman"/>
+          <w:color w:val="444444"/>
+          <w:kern w:val="36"/>
+        </w:rPr>
+        <w:t xml:space="preserve">Firstly, I would identify the decision, what is my patient's decision, are they ok with blood transfusion or not based on their low hemoglobin levels. If yes, then I can go with the transfusion if not then I will talk with the providers and go with the second step of finding patient decisions </w:t>
+      </w:r>
+      <w:r>
+        <w:rPr>
+          <w:rFonts w:ascii="Times New Roman" w:eastAsia="Times New Roman" w:hAnsi="Times New Roman" w:cs="Times New Roman"/>
+          <w:color w:val="444444"/>
+          <w:kern w:val="36"/>
+        </w:rPr>
+        <w:lastRenderedPageBreak/>
+        <w:t>under personal decision guides. In this step, the patient can identify her decision-making needs, plan the next steps, track progress, and share her views about the decisions. This is also used by healthcare providers to guide and coach patients in making decisions. My patient presented us with her personal ideas about what is and what is not acceptable for her to take into her body, she will not permit cell saver or red blood cell transfusion but can take albumin or any medications that can increase hemoglobin. The third step was to identify barriers such as limited knowledge, lack of access or lack of confidence, and many more, In my patient's case limited knowledge about the blood products and medication was identified as a barrier and she was educated by the provider about the medication, alternative to transfusion including its components, once she verbalizes understanding and agreed to take the alternative to transfusion the implementation step came into action and she was given I/V iron for her low hemoglobin.</w:t>
+      </w:r>
+    </w:p>
+    <w:p>
+      <w:pPr>
+        <w:shd w:val="clear" w:color="auto" w:fill="FFFFFF"/>
+        <w:spacing w:before="90" w:after="90" w:line="480" w:lineRule="auto"/>
+        <w:outlineLvl w:val="0"/>
+        <w:rPr>
+          <w:rFonts w:ascii="Times New Roman" w:eastAsia="Times New Roman" w:hAnsi="Times New Roman" w:cs="Times New Roman"/>
+          <w:color w:val="444444"/>
+          <w:kern w:val="36"/>
+        </w:rPr>
+      </w:pPr>
+      <w:r>
+        <w:rPr>
+          <w:rFonts w:ascii="Times New Roman" w:eastAsia="Times New Roman" w:hAnsi="Times New Roman" w:cs="Times New Roman"/>
+          <w:color w:val="444444"/>
+          <w:kern w:val="36"/>
+        </w:rPr>
         <w:t xml:space="preserve">In the future, I would certainly implement the toolkit provided by the </w:t>
       </w:r>
       <w:proofErr w:type="spellStart"/>
@@ -217,7 +469,6 @@
           <w:bCs/>
           <w:color w:val="444444"/>
         </w:rPr>
-        <w:lastRenderedPageBreak/>
         <w:t>References:</w:t>
       </w:r>
     </w:p>
@@ -283,7 +534,7 @@
           <w:color w:val="444444"/>
         </w:rPr>
       </w:pPr>
-      <w:hyperlink r:id="rId4" w:anchor=":~:text=Jehovah%E2%80%99s%20Witnesses%20believe%20that%20a,on%20anyone%20who%20receives%20blood" w:tgtFrame="_blank" w:history="1">
+      <w:hyperlink r:id="rId6" w:anchor=":~:text=Jehovah%E2%80%99s%20Witnesses%20believe%20that%20a,on%20anyone%20who%20receives%20blood" w:tgtFrame="_blank" w:history="1">
         <w:r>
           <w:rPr>
             <w:rFonts w:ascii="Times New Roman" w:eastAsia="Times New Roman" w:hAnsi="Times New Roman" w:cs="Times New Roman"/>
@@ -317,6 +568,7 @@
           <w:rFonts w:ascii="Times New Roman" w:eastAsia="Times New Roman" w:hAnsi="Times New Roman" w:cs="Times New Roman"/>
           <w:color w:val="444444"/>
         </w:rPr>
+        <w:lastRenderedPageBreak/>
         <w:t> </w:t>
       </w:r>
     </w:p>
@@ -346,7 +598,7 @@
           <w:color w:val="444444"/>
         </w:rPr>
       </w:pPr>
-      <w:hyperlink r:id="rId5" w:tgtFrame="_blank" w:history="1">
+      <w:hyperlink r:id="rId7" w:tgtFrame="_blank" w:history="1">
         <w:r>
           <w:rPr>
             <w:rFonts w:ascii="Times New Roman" w:eastAsia="Times New Roman" w:hAnsi="Times New Roman" w:cs="Times New Roman"/>
@@ -415,7 +667,7 @@
         </w:rPr>
         <w:t> Social Determinants of Health-Academic guides at Walden. Retrieved May 10, 2023, from </w:t>
       </w:r>
-      <w:hyperlink r:id="rId6" w:tgtFrame="_blank" w:history="1">
+      <w:hyperlink r:id="rId8" w:tgtFrame="_blank" w:history="1">
         <w:r>
           <w:rPr>
             <w:rFonts w:ascii="Times New Roman" w:eastAsia="Times New Roman" w:hAnsi="Times New Roman" w:cs="Times New Roman"/>
@@ -546,7 +798,7 @@
           <w:rFonts w:ascii="Times New Roman" w:eastAsia="Times New Roman" w:hAnsi="Times New Roman" w:cs="Times New Roman"/>
           <w:color w:val="444444"/>
         </w:rPr>
-        <w:t xml:space="preserve"> determinant of health. There is still a significant and alarming social disparity despite overall improvement in breastfeeding in the past 3 decades in the United States, (Standish &amp; Parker, 2021) Many parents have experienced obstacles in achieving their breastfeeding goals, that had led to reduced rates of breastfeeding initiation and continuation. Many factors influence an individual’s desire and ability to </w:t>
+        <w:t xml:space="preserve"> determinant of health. There is still a significant and alarming social disparity despite overall improvement in breastfeeding in the past 3 decades in the United States, (Standish &amp; Parker, 2021) Many parents have experienced obstacles in achieving their breastfeeding goals, that had led to reduced rates of breastfeeding initiation and continuation. Many factors influence an individual’s desire and ability to breastfeed that includes individual parent considerations; practitioner influences hospital barriers; societal factors, such as workplace and parental leave policies; access to lactation support; and social support of their breastfeeding goals.(acog.org) To overcome some of these barriers there should be a multidisciplinary approach that involves practitioners, community lactation support, family members, employers, and childcare providers to help parents overcome </w:t>
       </w:r>
       <w:r>
         <w:rPr>
@@ -554,7 +806,7 @@
           <w:color w:val="444444"/>
         </w:rPr>
         <w:lastRenderedPageBreak/>
-        <w:t>breastfeed that includes individual parent considerations; practitioner influences hospital barriers; societal factors, such as workplace and parental leave policies; access to lactation support; and social support of their breastfeeding goals.(acog.org) To overcome some of these barriers there should be a multidisciplinary approach that involves practitioners, community lactation support, family members, employers, and childcare providers to help parents overcome obstacles and obtain the benefits of breastfeeding for themselves and their infants. Policies that protect the right of a woman and her child to breastfeed in public and that accommodate milk expression, such as insurance coverage for breast pumps, paid maternity leave, on-site childcare, break time for expressing milk, and a clean, private location for expressing milk, are essential to sustaining breastfeeding. </w:t>
+        <w:t>obstacles and obtain the benefits of breastfeeding for themselves and their infants. Policies that protect the right of a woman and her child to breastfeed in public and that accommodate milk expression, such as insurance coverage for breast pumps, paid maternity leave, on-site childcare, break time for expressing milk, and a clean, private location for expressing milk, are essential to sustaining breastfeeding. </w:t>
       </w:r>
     </w:p>
     <w:p>
@@ -628,7 +880,7 @@
           <w:color w:val="444444"/>
         </w:rPr>
       </w:pPr>
-      <w:hyperlink r:id="rId7" w:tgtFrame="_blank" w:history="1">
+      <w:hyperlink r:id="rId9" w:tgtFrame="_blank" w:history="1">
         <w:r>
           <w:rPr>
             <w:rFonts w:ascii="Times New Roman" w:eastAsia="Times New Roman" w:hAnsi="Times New Roman" w:cs="Times New Roman"/>
@@ -731,7 +983,7 @@
         </w:rPr>
         <w:t> </w:t>
       </w:r>
-      <w:hyperlink r:id="rId8" w:tgtFrame="_blank" w:history="1">
+      <w:hyperlink r:id="rId10" w:tgtFrame="_blank" w:history="1">
         <w:r>
           <w:rPr>
             <w:rFonts w:ascii="Times New Roman" w:eastAsia="Times New Roman" w:hAnsi="Times New Roman" w:cs="Times New Roman"/>
@@ -765,7 +1017,6 @@
           <w:rFonts w:ascii="Times New Roman" w:eastAsia="Times New Roman" w:hAnsi="Times New Roman" w:cs="Times New Roman"/>
           <w:color w:val="444444"/>
         </w:rPr>
-        <w:lastRenderedPageBreak/>
         <w:t>RESPONSE2:</w:t>
       </w:r>
     </w:p>
@@ -802,7 +1053,15 @@
           <w:rFonts w:ascii="Times New Roman" w:eastAsia="Times New Roman" w:hAnsi="Times New Roman" w:cs="Times New Roman"/>
           <w:color w:val="444444"/>
         </w:rPr>
-        <w:t xml:space="preserve">I really enjoyed reading your post. I also have witnessed some cases where patient was refusing treatment because they were unable to afford the treatment. Social determinants can have a strong influence on a patient in making health decisions. (University, W. (2023) It is so sad to hear that even when a treatment appears to be clearly the very best option for their condition, patient </w:t>
+        <w:t xml:space="preserve">I really enjoyed reading your post. I also have witnessed some cases where patient was refusing treatment because they were unable to afford the treatment. Social determinants can have a strong influence on a patient in making health decisions. (University, W. (2023) It is so sad to </w:t>
+      </w:r>
+      <w:r>
+        <w:rPr>
+          <w:rFonts w:ascii="Times New Roman" w:eastAsia="Times New Roman" w:hAnsi="Times New Roman" w:cs="Times New Roman"/>
+          <w:color w:val="444444"/>
+        </w:rPr>
+        <w:lastRenderedPageBreak/>
+        <w:t xml:space="preserve">hear that even when a treatment appears to be clearly the very best option for their condition, patient </w:t>
       </w:r>
       <w:proofErr w:type="gramStart"/>
       <w:r>
@@ -906,7 +1165,7 @@
         </w:rPr>
         <w:t>. Retrieved May 13, 2023, from </w:t>
       </w:r>
-      <w:hyperlink r:id="rId9" w:tgtFrame="_blank" w:history="1">
+      <w:hyperlink r:id="rId11" w:tgtFrame="_blank" w:history="1">
         <w:r>
           <w:rPr>
             <w:rFonts w:ascii="Times New Roman" w:eastAsia="Times New Roman" w:hAnsi="Times New Roman" w:cs="Times New Roman"/>
@@ -957,7 +1216,6 @@
           <w:rFonts w:ascii="Times New Roman" w:eastAsia="Times New Roman" w:hAnsi="Times New Roman" w:cs="Times New Roman"/>
           <w:color w:val="444444"/>
         </w:rPr>
-        <w:lastRenderedPageBreak/>
         <w:t>University, W. (2023). </w:t>
       </w:r>
       <w:r>
@@ -1003,7 +1261,7 @@
           <w:color w:val="444444"/>
         </w:rPr>
       </w:pPr>
-      <w:hyperlink r:id="rId10" w:tgtFrame="_blank" w:history="1">
+      <w:hyperlink r:id="rId12" w:tgtFrame="_blank" w:history="1">
         <w:r>
           <w:rPr>
             <w:rFonts w:ascii="Times New Roman" w:eastAsia="Times New Roman" w:hAnsi="Times New Roman" w:cs="Times New Roman"/>
@@ -1490,6 +1748,29 @@
       <w:szCs w:val="48"/>
     </w:rPr>
   </w:style>
+  <w:style w:type="paragraph" w:styleId="Heading2">
+    <w:name w:val="heading 2"/>
+    <w:basedOn w:val="Normal"/>
+    <w:next w:val="Normal"/>
+    <w:link w:val="Heading2Char"/>
+    <w:uiPriority w:val="9"/>
+    <w:semiHidden/>
+    <w:unhideWhenUsed/>
+    <w:qFormat/>
+    <w:rsid w:val="006C5AAD"/>
+    <w:pPr>
+      <w:keepNext/>
+      <w:keepLines/>
+      <w:spacing w:before="40"/>
+      <w:outlineLvl w:val="1"/>
+    </w:pPr>
+    <w:rPr>
+      <w:rFonts w:asciiTheme="majorHAnsi" w:eastAsiaTheme="majorEastAsia" w:hAnsiTheme="majorHAnsi" w:cstheme="majorBidi"/>
+      <w:color w:val="2F5496" w:themeColor="accent1" w:themeShade="BF"/>
+      <w:sz w:val="26"/>
+      <w:szCs w:val="26"/>
+    </w:rPr>
+  </w:style>
   <w:style w:type="character" w:default="1" w:styleId="DefaultParagraphFont">
     <w:name w:val="Default Paragraph Font"/>
     <w:uiPriority w:val="1"/>
@@ -1595,6 +1876,20 @@
     <w:name w:val="screenreader-only"/>
     <w:basedOn w:val="DefaultParagraphFont"/>
     <w:rsid w:val="00C11BB9"/>
+  </w:style>
+  <w:style w:type="character" w:customStyle="1" w:styleId="Heading2Char">
+    <w:name w:val="Heading 2 Char"/>
+    <w:basedOn w:val="DefaultParagraphFont"/>
+    <w:link w:val="Heading2"/>
+    <w:uiPriority w:val="9"/>
+    <w:semiHidden/>
+    <w:rsid w:val="006C5AAD"/>
+    <w:rPr>
+      <w:rFonts w:asciiTheme="majorHAnsi" w:eastAsiaTheme="majorEastAsia" w:hAnsiTheme="majorHAnsi" w:cstheme="majorBidi"/>
+      <w:color w:val="2F5496" w:themeColor="accent1" w:themeShade="BF"/>
+      <w:sz w:val="26"/>
+      <w:szCs w:val="26"/>
+    </w:rPr>
   </w:style>
 </w:styles>
 </file>
